--- a/landing-page/program-detail/rushford-business-school/mba/01-mba-in-logistics-supply-chain-management.docx
+++ b/landing-page/program-detail/rushford-business-school/mba/01-mba-in-logistics-supply-chain-management.docx
@@ -375,7 +375,7 @@
     </w:p>
     <w:p>
       <w:r>
-        <w:t>Nine in ten GCC employers told Taggd's 2026 talent study they cannot fill supply chain roles. From Jebel Ali to KEZAD, the specialization keeps appearing in job posts that stay open for months.</w:t>
+        <w:t>Employers across the GCC keep reporting that they cannot fill supply chain roles. From Jebel Ali to KEZAD, the specialisation keeps appearing in job posts that stay open for months.</w:t>
       </w:r>
     </w:p>
     <w:p>
@@ -747,7 +747,7 @@
         <w:spacing w:before="200"/>
       </w:pPr>
       <w:r>
-        <w:t>Stage 3 · The logistics specialization</w:t>
+        <w:t>Stage 3 · The logistics specialisation</w:t>
       </w:r>
     </w:p>
     <w:p>
@@ -1048,7 +1048,7 @@
     </w:p>
     <w:p>
       <w:r>
-        <w:t>IMARC valued UAE logistics at USD 57.6 billion in 2025 and projects close to USD 96 billion by 2034. All of it needs managers, and the pool of trained ones is thin.</w:t>
+        <w:t>UAE logistics keeps expanding around Emirati ports and airports. All of it needs managers, and the pool of trained ones is thin.</w:t>
       </w:r>
     </w:p>
     <w:p>
@@ -1061,7 +1061,7 @@
     </w:p>
     <w:p>
       <w:r>
-        <w:t>Nine in ten organisations reported serious supply chain gaps in Taggd's 2026 GCC study. Being the qualified candidate is a decent place to stand when nine in ten employers are struggling.</w:t>
+        <w:t>Organisations across the Gulf keep reporting serious supply chain gaps. Being the qualified candidate is a decent place to stand when employers are struggling to hire.</w:t>
       </w:r>
     </w:p>
     <w:p>

--- a/landing-page/program-detail/rushford-business-school/mba/01-mba-in-logistics-supply-chain-management.docx
+++ b/landing-page/program-detail/rushford-business-school/mba/01-mba-in-logistics-supply-chain-management.docx
@@ -38,7 +38,7 @@
         <w:t xml:space="preserve">Meta Description: </w:t>
       </w:r>
       <w:r>
-        <w:t>16-month online MBA in Logistics &amp; Supply Chain Management, Rushford Business School. 90 ECTS, evening study, AED instalments. Enquire now.</w:t>
+        <w:t>16-month online MBA in Logistics &amp; Supply Chain Management, Rushford Business School. 90 ECTS, evening study, AED installments. Enquire now.</w:t>
       </w:r>
     </w:p>
     <w:p>
@@ -126,7 +126,7 @@
         <w:pStyle w:val="Heading2"/>
       </w:pPr>
       <w:r>
-        <w:t>Programme at a Glance</w:t>
+        <w:t>Program At A Glance</w:t>
       </w:r>
     </w:p>
     <w:tbl>
@@ -331,7 +331,7 @@
         <w:pStyle w:val="Heading2"/>
       </w:pPr>
       <w:r>
-        <w:t>Programme Overview</w:t>
+        <w:t>Program Overview</w:t>
       </w:r>
     </w:p>
     <w:p>
@@ -341,7 +341,7 @@
     </w:p>
     <w:p>
       <w:r>
-        <w:t>The shape suits people who work. Courses run about three weeks apiece, classes sit in the evenings, and the assessments copy problems you will recognise from Monday morning. The capstone, at the end, takes one live supply chain issue. Students who bring their employer's problem into it tend to mention the project at appraisal time, and their managers tend to remember it.</w:t>
+        <w:t>The shape suits people who work. Courses run about three weeks apiece, classes sit in the evenings, and the assessments copy problems you will recognize from Monday morning. The capstone, at the end, takes one live supply chain issue. Students who bring their employer's problem into it tend to mention the project at appraisal time, and their managers tend to remember it.</w:t>
       </w:r>
     </w:p>
     <w:p>
@@ -349,7 +349,7 @@
         <w:pStyle w:val="Heading2"/>
       </w:pPr>
       <w:r>
-        <w:t>Why Choose This Programme</w:t>
+        <w:t>Why Choose This Program</w:t>
       </w:r>
     </w:p>
     <w:p>
@@ -375,7 +375,7 @@
     </w:p>
     <w:p>
       <w:r>
-        <w:t>Employers across the GCC keep reporting that they cannot fill supply chain roles. From Jebel Ali to KEZAD, the specialisation keeps appearing in job posts that stay open for months.</w:t>
+        <w:t>Employers across the GCC keep reporting that they cannot fill supply chain roles. From Jebel Ali to KEZAD, the specialization keeps appearing in job posts that stay open for months.</w:t>
       </w:r>
     </w:p>
     <w:p>
@@ -401,7 +401,7 @@
     </w:p>
     <w:p>
       <w:r>
-        <w:t>Eighteen core courses, five electives chosen from nine, one capstone. That is 90 ECTS and the name Rushford Business School, Switzerland, on the certificate.</w:t>
+        <w:t>18 core courses, 5 electives chosen from 9, one capstone. That is 90 ECTS and the name Rushford Business School, Switzerland, on the certificate.</w:t>
       </w:r>
     </w:p>
     <w:p>
@@ -414,7 +414,7 @@
     </w:p>
     <w:p>
       <w:r>
-        <w:t>Monthly AED instalments, no interest, timed to the salary date.</w:t>
+        <w:t>Monthly AED installments, no interest, timed to the salary date.</w:t>
       </w:r>
     </w:p>
     <w:p>
@@ -606,7 +606,7 @@
         <w:pStyle w:val="Heading2"/>
       </w:pPr>
       <w:r>
-        <w:t>Programme Structure</w:t>
+        <w:t>Program Structure</w:t>
       </w:r>
     </w:p>
     <w:p>
@@ -747,7 +747,7 @@
         <w:spacing w:before="200"/>
       </w:pPr>
       <w:r>
-        <w:t>Stage 3 · The logistics specialisation</w:t>
+        <w:t>Stage 3 · The logistics specialization</w:t>
       </w:r>
     </w:p>
     <w:p>
@@ -940,7 +940,7 @@
                 <w:b/>
                 <w:sz w:val="20"/>
               </w:rPr>
-              <w:t>Affordable instalments</w:t>
+              <w:t>Affordable installments</w:t>
             </w:r>
           </w:p>
         </w:tc>
@@ -1011,7 +1011,7 @@
               <w:rPr>
                 <w:sz w:val="20"/>
               </w:rPr>
-              <w:t>Enrolment paperwork done with you, because it is dull and it matters</w:t>
+              <w:t>Enrollment paperwork done with you, because it is dull and it matters</w:t>
             </w:r>
           </w:p>
         </w:tc>
@@ -1061,7 +1061,7 @@
     </w:p>
     <w:p>
       <w:r>
-        <w:t>Organisations across the Gulf keep reporting serious supply chain gaps. Being the qualified candidate is a decent place to stand when employers are struggling to hire.</w:t>
+        <w:t>Organizations across the Gulf keep reporting serious supply chain gaps. Being the qualified candidate is a decent place to stand when employers are struggling to hire.</w:t>
       </w:r>
     </w:p>
     <w:p>
@@ -1191,7 +1191,7 @@
                 <w:b/>
                 <w:sz w:val="20"/>
               </w:rPr>
-              <w:t>Monthly Instalments</w:t>
+              <w:t>Monthly Installments</w:t>
             </w:r>
           </w:p>
         </w:tc>
@@ -1276,7 +1276,7 @@
         <w:t xml:space="preserve">Request the fee structure: </w:t>
       </w:r>
       <w:r>
-        <w:t>Fees move with intake and study mode, so instead of printing a number that could go stale, admissions sends a personal breakdown on request. It costs nothing and commits you to nothing, which is the version of sales we are comfortable with. Across our Master's programmes, totals usually land between AED 16,000 and 40,000.</w:t>
+        <w:t>Fees move with intake and study mode, so instead of printing a number that could go stale, admissions sends a personal breakdown on request. It costs nothing and commits you to nothing, which is the version of sales we are comfortable with. Across our Master's programs, totals usually land between AED 16,000 and 40,000.</w:t>
       </w:r>
     </w:p>
     <w:sectPr>
